--- a/known-issues-language-translations/FIXED-Language-customize-Unify-button.docx
+++ b/known-issues-language-translations/FIXED-Language-customize-Unify-button.docx
@@ -2594,27 +2594,7 @@
           <w:szCs w:val="20"/>
           <w:lang w:val="x-none"/>
         </w:rPr>
-        <w:t xml:space="preserve">The Unify button on the Customise Languages in osFinancials/TurboCASH will convert the translation of </w:t>
-      </w:r>
-      <w:proofErr w:type="spellStart"/>
-      <w:r>
-        <w:rPr>
-          <w:rFonts w:ascii="Segoe UI" w:hAnsi="Segoe UI" w:cs="Segoe UI"/>
-          <w:sz w:val="20"/>
-          <w:szCs w:val="20"/>
-          <w:lang w:val="x-none"/>
-        </w:rPr>
-        <w:t>osfinancials</w:t>
-      </w:r>
-      <w:proofErr w:type="spellEnd"/>
-      <w:r>
-        <w:rPr>
-          <w:rFonts w:ascii="Segoe UI" w:hAnsi="Segoe UI" w:cs="Segoe UI"/>
-          <w:sz w:val="20"/>
-          <w:szCs w:val="20"/>
-          <w:lang w:val="x-none"/>
-        </w:rPr>
-        <w:t xml:space="preserve"> in translations to the &lt;@APPNAME@&gt; dynamic place holder.</w:t>
+        <w:t>The Unify button on the Customise Languages in osFinancials/TurboCASH will convert the translation of osfinancials in translations to the &lt;@APPNAME@&gt; dynamic place holder.</w:t>
       </w:r>
     </w:p>
     <w:p>
@@ -2765,7 +2745,6 @@
                 <w:lang w:val="x-none"/>
               </w:rPr>
             </w:pPr>
-            <w:proofErr w:type="spellStart"/>
             <w:r>
               <w:rPr>
                 <w:rFonts w:ascii="Segoe UI" w:hAnsi="Segoe UI" w:cs="Segoe UI"/>
@@ -2777,7 +2756,6 @@
               </w:rPr>
               <w:t>LabelID</w:t>
             </w:r>
-            <w:proofErr w:type="spellEnd"/>
           </w:p>
         </w:tc>
         <w:tc>
@@ -3259,7 +3237,6 @@
                 <w:lang w:val="x-none"/>
               </w:rPr>
             </w:pPr>
-            <w:proofErr w:type="spellStart"/>
             <w:r>
               <w:rPr>
                 <w:rFonts w:ascii="Segoe UI" w:hAnsi="Segoe UI" w:cs="Segoe UI"/>
@@ -3271,7 +3248,6 @@
               </w:rPr>
               <w:t>LabelID</w:t>
             </w:r>
-            <w:proofErr w:type="spellEnd"/>
           </w:p>
         </w:tc>
         <w:tc>
@@ -4953,7 +4929,7 @@
     <w:tmpl w:val="FFFFFFFF"/>
     <w:lvl w:ilvl="0">
       <w:numFmt w:val="bullet"/>
-      <w:lvlText w:null="1"/>
+      <w:lvlText w:val=""/>
       <w:lvlJc w:val="left"/>
       <w:pPr>
         <w:tabs>
@@ -5001,7 +4977,7 @@
     </w:lvl>
     <w:lvl w:ilvl="3">
       <w:numFmt w:val="bullet"/>
-      <w:lvlText w:null="1"/>
+      <w:lvlText w:val=""/>
       <w:lvlJc w:val="left"/>
       <w:pPr>
         <w:tabs>
@@ -5049,7 +5025,7 @@
     </w:lvl>
     <w:lvl w:ilvl="6">
       <w:numFmt w:val="bullet"/>
-      <w:lvlText w:null="1"/>
+      <w:lvlText w:val=""/>
       <w:lvlJc w:val="left"/>
       <w:pPr>
         <w:tabs>
@@ -6054,6 +6030,7 @@
   <w:style w:type="character" w:default="1" w:styleId="DefaultParagraphFont">
     <w:name w:val="Default Paragraph Font"/>
     <w:uiPriority w:val="1"/>
+    <w:semiHidden/>
     <w:unhideWhenUsed/>
   </w:style>
   <w:style w:type="table" w:default="1" w:styleId="TableNormal">
